--- a/EXPORTS/DOCX/published/niveau2/Dutch/CivilServants.docx
+++ b/EXPORTS/DOCX/published/niveau2/Dutch/CivilServants.docx
@@ -759,25 +759,7 @@
           <w:color w:val="000000"/>
           <w:sz w:val="24"/>
         </w:rPr>
-        <w:t xml:space="preserve">zou dan </w:t>
-      </w:r>
-      <w:r>
-        <w:rPr>
-          <w:u w:val="single" w:color="0000ff"/>
-          <w:rFonts w:ascii="Charis SIL Regular" w:hAnsi="Charis SIL Regular" w:eastAsia="Charis SIL Regular"/>
-          <w:b w:val="0"/>
-          <w:i w:val="0"/>
-          <w:color w:val="000000"/>
-          <w:sz w:val="24"/>
-        </w:rPr>
-        <w:hyperlink r:id="rId12" w:history="1">
-          <w:r>
-            <w:rPr>
-              <w:rStyle w:val="Hyperlink"/>
-            </w:rPr>
-            <w:t>voor de verd</w:t>
-          </w:r>
-        </w:hyperlink>
+        <w:t>zou dan voor de verd</w:t>
       </w:r>
       <w:r>
         <w:rPr>
@@ -2108,49 +2090,13 @@
       </w:r>
       <w:r>
         <w:rPr>
-          <w:u w:val="single" w:color="0000ff"/>
           <w:rFonts w:ascii="Charis SIL Regular" w:hAnsi="Charis SIL Regular" w:eastAsia="Charis SIL Regular"/>
           <w:b w:val="0"/>
           <w:i w:val="0"/>
           <w:color w:val="000000"/>
           <w:sz w:val="24"/>
         </w:rPr>
-        <w:hyperlink r:id="rId18" w:history="1">
-          <w:r>
-            <w:rPr>
-              <w:rStyle w:val="Hyperlink"/>
-            </w:rPr>
-            <w:t>bijvoorb</w:t>
-          </w:r>
-        </w:hyperlink>
-      </w:r>
-      <w:r>
-        <w:rPr>
-          <w:rFonts w:ascii="Charis SIL Regular" w:hAnsi="Charis SIL Regular" w:eastAsia="Charis SIL Regular"/>
-          <w:b w:val="0"/>
-          <w:i w:val="0"/>
-          <w:color w:val="000000"/>
-          <w:sz w:val="24"/>
-        </w:rPr>
-        <w:t>eeld bi</w:t>
-      </w:r>
-      <w:r>
-        <w:rPr>
-          <w:u w:val="single" w:color="0000ff"/>
-          <w:rFonts w:ascii="Charis SIL Regular" w:hAnsi="Charis SIL Regular" w:eastAsia="Charis SIL Regular"/>
-          <w:b w:val="0"/>
-          <w:i w:val="0"/>
-          <w:color w:val="000000"/>
-          <w:sz w:val="24"/>
-        </w:rPr>
-        <w:hyperlink r:id="rId19" w:history="1">
-          <w:r>
-            <w:rPr>
-              <w:rStyle w:val="Hyperlink"/>
-            </w:rPr>
-            <w:t>j nabestaa</w:t>
-          </w:r>
-        </w:hyperlink>
+        <w:t>bijvoorbeeld bij nabestaa</w:t>
       </w:r>
       <w:r>
         <w:rPr>
@@ -3303,9 +3249,15 @@
           <w:i w:val="0"/>
           <w:color w:val="0000FF"/>
           <w:sz w:val="24"/>
-          <w:u w:val="single"/>
-        </w:rPr>
-        <w:t>.n</w:t>
+        </w:rPr>
+        <w:hyperlink r:id="rId23" w:history="1">
+          <w:r>
+            <w:rPr>
+              <w:rStyle w:val="Hyperlink"/>
+            </w:rPr>
+            <w:t>.n</w:t>
+          </w:r>
+        </w:hyperlink>
       </w:r>
       <w:r>
         <w:rPr>

--- a/EXPORTS/DOCX/published/niveau2/Dutch/CivilServants.docx
+++ b/EXPORTS/DOCX/published/niveau2/Dutch/CivilServants.docx
@@ -473,9 +473,15 @@
           <w:i w:val="0"/>
           <w:color w:val="0000FF"/>
           <w:sz w:val="24"/>
-          <w:u w:val="single"/>
-        </w:rPr>
-        <w:t>fl</w:t>
+        </w:rPr>
+        <w:hyperlink r:id="rId11" w:history="1">
+          <w:r>
+            <w:rPr>
+              <w:rStyle w:val="Hyperlink"/>
+            </w:rPr>
+            <w:t>fl</w:t>
+          </w:r>
+        </w:hyperlink>
       </w:r>
       <w:r>
         <w:rPr>
@@ -759,115 +765,7 @@
           <w:color w:val="000000"/>
           <w:sz w:val="24"/>
         </w:rPr>
-        <w:t>zou dan voor de verd</w:t>
-      </w:r>
-      <w:r>
-        <w:rPr>
-          <w:u w:val="single" w:color="0000ff"/>
-          <w:rFonts w:ascii="Charis SIL Regular" w:hAnsi="Charis SIL Regular" w:eastAsia="Charis SIL Regular"/>
-          <w:b w:val="0"/>
-          <w:i w:val="0"/>
-          <w:color w:val="000000"/>
-          <w:sz w:val="24"/>
-        </w:rPr>
-        <w:hyperlink r:id="rId12" w:history="1">
-          <w:r>
-            <w:rPr>
-              <w:rStyle w:val="Hyperlink"/>
-            </w:rPr>
-            <w:t xml:space="preserve">eling tussen </w:t>
-          </w:r>
-        </w:hyperlink>
-      </w:r>
-      <w:r>
-        <w:rPr>
-          <w:u w:val="single" w:color="0000ff"/>
-          <w:rFonts w:ascii="Charis SIL Regular" w:hAnsi="Charis SIL Regular" w:eastAsia="Charis SIL Regular"/>
-          <w:b w:val="0"/>
-          <w:i w:val="0"/>
-          <w:color w:val="000000"/>
-          <w:sz w:val="24"/>
-        </w:rPr>
-        <w:hyperlink r:id="rId12" w:history="1">
-          <w:r>
-            <w:rPr>
-              <w:rStyle w:val="Hyperlink"/>
-            </w:rPr>
-            <w:t>h</w:t>
-          </w:r>
-        </w:hyperlink>
-      </w:r>
-      <w:r>
-        <w:rPr>
-          <w:u w:val="single" w:color="0000ff"/>
-          <w:rFonts w:ascii="Charis SIL Regular" w:hAnsi="Charis SIL Regular" w:eastAsia="Charis SIL Regular"/>
-          <w:b w:val="0"/>
-          <w:i w:val="0"/>
-          <w:color w:val="000000"/>
-          <w:sz w:val="24"/>
-        </w:rPr>
-        <w:hyperlink r:id="rId12" w:history="1">
-          <w:r>
-            <w:rPr>
-              <w:rStyle w:val="Hyperlink"/>
-            </w:rPr>
-            <w:t>et e</w:t>
-          </w:r>
-        </w:hyperlink>
-      </w:r>
-      <w:r>
-        <w:rPr>
-          <w:u w:val="single" w:color="0000ff"/>
-          <w:rFonts w:ascii="Charis SIL Regular" w:hAnsi="Charis SIL Regular" w:eastAsia="Charis SIL Regular"/>
-          <w:b w:val="0"/>
-          <w:i w:val="0"/>
-          <w:color w:val="000000"/>
-          <w:sz w:val="24"/>
-        </w:rPr>
-        <w:hyperlink r:id="rId12" w:history="1">
-          <w:r>
-            <w:rPr>
-              <w:rStyle w:val="Hyperlink"/>
-            </w:rPr>
-            <w:t>igen mu</w:t>
-          </w:r>
-        </w:hyperlink>
-      </w:r>
-      <w:r>
-        <w:rPr>
-          <w:u w:val="single" w:color="0000ff"/>
-          <w:rFonts w:ascii="Charis SIL Regular" w:hAnsi="Charis SIL Regular" w:eastAsia="Charis SIL Regular"/>
-          <w:b w:val="0"/>
-          <w:i w:val="0"/>
-          <w:color w:val="000000"/>
-          <w:sz w:val="24"/>
-        </w:rPr>
-        <w:hyperlink r:id="rId12" w:history="1">
-          <w:r>
-            <w:rPr>
-              <w:rStyle w:val="Hyperlink"/>
-            </w:rPr>
-            <w:t>s</w:t>
-          </w:r>
-        </w:hyperlink>
-      </w:r>
-      <w:r>
-        <w:rPr>
-          <w:u w:val="single" w:color="0000ff"/>
-          <w:rFonts w:ascii="Charis SIL Regular" w:hAnsi="Charis SIL Regular" w:eastAsia="Charis SIL Regular"/>
-          <w:b w:val="0"/>
-          <w:i w:val="0"/>
-          <w:color w:val="000000"/>
-          <w:sz w:val="24"/>
-        </w:rPr>
-        <w:hyperlink r:id="rId12" w:history="1">
-          <w:r>
-            <w:rPr>
-              <w:rStyle w:val="Hyperlink"/>
-            </w:rPr>
-            <w:t>eu</w:t>
-          </w:r>
-        </w:hyperlink>
+        <w:t>zou dan voor de verdeling tussen het eigen museu</w:t>
       </w:r>
       <w:r>
         <w:rPr>
@@ -2090,13 +1988,49 @@
       </w:r>
       <w:r>
         <w:rPr>
+          <w:u w:val="single" w:color="0000ff"/>
           <w:rFonts w:ascii="Charis SIL Regular" w:hAnsi="Charis SIL Regular" w:eastAsia="Charis SIL Regular"/>
           <w:b w:val="0"/>
           <w:i w:val="0"/>
           <w:color w:val="000000"/>
           <w:sz w:val="24"/>
         </w:rPr>
-        <w:t>bijvoorbeeld bij nabestaa</w:t>
+        <w:hyperlink r:id="rId18" w:history="1">
+          <w:r>
+            <w:rPr>
+              <w:rStyle w:val="Hyperlink"/>
+            </w:rPr>
+            <w:t>bijvoorb</w:t>
+          </w:r>
+        </w:hyperlink>
+      </w:r>
+      <w:r>
+        <w:rPr>
+          <w:rFonts w:ascii="Charis SIL Regular" w:hAnsi="Charis SIL Regular" w:eastAsia="Charis SIL Regular"/>
+          <w:b w:val="0"/>
+          <w:i w:val="0"/>
+          <w:color w:val="000000"/>
+          <w:sz w:val="24"/>
+        </w:rPr>
+        <w:t>eeld bi</w:t>
+      </w:r>
+      <w:r>
+        <w:rPr>
+          <w:u w:val="single" w:color="0000ff"/>
+          <w:rFonts w:ascii="Charis SIL Regular" w:hAnsi="Charis SIL Regular" w:eastAsia="Charis SIL Regular"/>
+          <w:b w:val="0"/>
+          <w:i w:val="0"/>
+          <w:color w:val="000000"/>
+          <w:sz w:val="24"/>
+        </w:rPr>
+        <w:hyperlink r:id="rId19" w:history="1">
+          <w:r>
+            <w:rPr>
+              <w:rStyle w:val="Hyperlink"/>
+            </w:rPr>
+            <w:t>j nabestaa</w:t>
+          </w:r>
+        </w:hyperlink>
       </w:r>
       <w:r>
         <w:rPr>
@@ -3249,15 +3183,9 @@
           <w:i w:val="0"/>
           <w:color w:val="0000FF"/>
           <w:sz w:val="24"/>
-        </w:rPr>
-        <w:hyperlink r:id="rId23" w:history="1">
-          <w:r>
-            <w:rPr>
-              <w:rStyle w:val="Hyperlink"/>
-            </w:rPr>
-            <w:t>.n</w:t>
-          </w:r>
-        </w:hyperlink>
+          <w:u w:val="single"/>
+        </w:rPr>
+        <w:t>.n</w:t>
       </w:r>
       <w:r>
         <w:rPr>
